--- a/report/GML_결과보고서_20쪽판.docx
+++ b/report/GML_결과보고서_20쪽판.docx
@@ -4119,7 +4119,7 @@
                 <w:sz w:val="20"/>
                 <w:szCs w:val="20"/>
               </w:rPr>
-              <w:t xml:space="preserve">5분간 10–20초 간격으로 잎·줄기에 반복 접촉</w:t>
+              <w:t xml:space="preserve">전극에서 가장 먼 잎에 비접촉 자극(찬물 한 방울)을 5분간 10–20초 간격으로 반복</w:t>
             </w:r>
           </w:p>
         </w:tc>
@@ -4277,7 +4277,25 @@
           <w:sz w:val="22"/>
           <w:szCs w:val="22"/>
         </w:rPr>
-        <w:t xml:space="preserve">분류기가 학습한 것이 식물 반응인지 검증하기 위해 두 가지 대조실험을 함께 설계했다(Ⅳ장 3절). 하나는 접촉 주체와 접촉 매개를 바꾸어 인체 전위 결합 여부를 가리는 4조건 실험이고, 다른 하나는 (가) 배선을 고정한 채 식물체만 접촉하는 조건과 (나) 식물은 건드리지 않고 전극 연결부·배선만 흔드는 조건을 비교해 물리적 흔들림에 의한 잡음을 가려내는 진동 아티팩트 실험이다.</w:t>
+        <w:t xml:space="preserve">자극을 접촉이 아닌 방식으로 주는 이유는 Ⅳ장 3절 (1)에 있다. 손으로 잎을 건드리면 식물이 흔들리고 거기 붙은 전극과 리드선도 함께 움직여, 그 순간 생기는 접촉 잡음이 자극 반응과 시간적으로 완전히 겹친다. 물방울은 잎을 거의 흔들지 않으므로 이 문제를 피한다. 자극 지점을 전극에서 가장 먼 잎으로 두는 것도 같은 이유이며, 여기에는 두 번째 이점이 있다 — 토마토 활동전위의 전파 속도가 5.6 cm/min이므로[12] 자극점과 전극이 10 cm 떨어져 있으면 신호는 약 107초 뒤에 도착한다. 잔여 진동은 자극 순간에 나타나고 실제 활동전위는 예측된 지연 뒤에 도착하므로, 둘을 시간으로 분리할 수 있다. 따라서 자극 시각과 자극점–전극 거리를 매 회차 기록한다.</w:t>
+      </w:r>
+    </w:p>
+    <w:p>
+      <w:pPr>
+        <w:spacing w:before="0" w:after="80" w:line="312" w:lineRule="auto"/>
+        <w:rPr>
+          <w:rFonts w:ascii="휴먼명조" w:hAnsi="휴먼명조" w:eastAsia="휴먼명조" w:cs="휴먼명조"/>
+          <w:sz w:val="22"/>
+          <w:szCs w:val="22"/>
+        </w:rPr>
+      </w:pPr>
+      <w:r>
+        <w:rPr>
+          <w:rFonts w:ascii="휴먼명조" w:hAnsi="휴먼명조" w:eastAsia="휴먼명조" w:cs="휴먼명조"/>
+          <w:sz w:val="22"/>
+          <w:szCs w:val="22"/>
+        </w:rPr>
+        <w:t xml:space="preserve">분류기가 학습한 것이 식물 반응인지 검증하기 위해 두 가지 대조실험을 함께 설계했다(Ⅳ장 3절). 하나는 접촉 주체와 접촉 매개를 바꾸어 인체 전위 결합 여부를 가리는 4조건 실험이고, 다른 하나는 배선을 고정한 채 식물체만 접촉하는 조건, 식물은 건드리지 않고 배선만 흔드는 조건, 전극을 식물에서 분리한 채 배선만 흔드는 조건을 비교해 물리적 흔들림에 의한 잡음을 가려내는 진동 아티팩트 실험이다.</w:t>
       </w:r>
     </w:p>
     <w:p>
@@ -4814,6 +4832,24 @@
           <w:szCs w:val="22"/>
         </w:rPr>
         <w:t xml:space="preserve">잎을 건드릴 때 리드선도 함께 흔들리면 접촉 저항이 순간적으로 변해 큰 전압 변동이 생긴다. 이 변동은 파형만으로는 식물 반응과 구분되지 않으며, 더 큰 문제는 2절 (3)의 이벤트 선별이 피크투피크가 큰 창을 자극으로 고르는 방식이라는 점이다. 배선 진동이 섞이면 걸러지기는커녕 우선적으로 학습 데이터에 선택된다.</w:t>
+      </w:r>
+    </w:p>
+    <w:p>
+      <w:pPr>
+        <w:spacing w:before="0" w:after="80" w:line="312" w:lineRule="auto"/>
+        <w:rPr>
+          <w:rFonts w:ascii="휴먼명조" w:hAnsi="휴먼명조" w:eastAsia="휴먼명조" w:cs="휴먼명조"/>
+          <w:sz w:val="22"/>
+          <w:szCs w:val="22"/>
+        </w:rPr>
+      </w:pPr>
+      <w:r>
+        <w:rPr>
+          <w:rFonts w:ascii="휴먼명조" w:hAnsi="휴먼명조" w:eastAsia="휴먼명조" w:cs="휴먼명조"/>
+          <w:sz w:val="22"/>
+          <w:szCs w:val="22"/>
+        </w:rPr>
+        <w:t xml:space="preserve">예비 관찰. 정량 측정에 앞서 실시간 파형을 보며 네 조건을 정성적으로 비교하였다. 손으로 리드선을 쥐거나 식물을 손으로 어루만졌을 때는 파형에 눈에 띄는 변화가 없었고, 리드선을 흔들었을 때만 큰 변동이 나타났다. 결정적으로 전극을 식물에서 떼어 아무것도 연결하지 않은 상태에서도 리드선을 흔들면 같은 변동이 관측되었다. 식물이 없어도 나타나는 신호이므로 그 출처는 식물일 수 없다. 이는 아래 대조실험의 예상을 지지하지만 육안 관찰이므로, 표4의 정량 비교로 확인해야 한다.</w:t>
       </w:r>
     </w:p>
     <w:p>
@@ -4936,7 +4972,7 @@
                 <w:sz w:val="18"/>
                 <w:szCs w:val="18"/>
               </w:rPr>
-              <w:t xml:space="preserve">· 각 조건 10–20초 측정. 비교 지표는 증폭기 포화 비율과 유효 구간 내 전압 변동으로 한다.</w:t>
+              <w:t xml:space="preserve">· (다) 전극을 식물에서 분리한 채 리드선만 흔들기 — 식물이 관여할 수 없는 조건</w:t>
             </w:r>
           </w:p>
           <w:p>
@@ -4956,7 +4992,27 @@
                 <w:sz w:val="18"/>
                 <w:szCs w:val="18"/>
               </w:rPr>
-              <w:t xml:space="preserve">(나)에서만 반응이 나오면 배선 진동이 독립적인 잡음원임이 확인된다. 단, 증폭기가 전원 레일에 포화된 구간에서 잰 값은 잡음 바닥으로 쓸 수 없으므로, 동작점이 정상 범위에 있는 측정으로만 비교해야 한다.</w:t>
+              <w:t xml:space="preserve">· 각 조건 10–20초 측정. 비교 지표는 증폭기 포화 비율과 유효 구간 내 전압 변동으로 한다.</w:t>
+            </w:r>
+          </w:p>
+          <w:p>
+            <w:pPr>
+              <w:spacing w:before="0" w:after="40" w:line="312" w:lineRule="auto"/>
+              <w:rPr>
+                <w:rFonts w:ascii="휴먼명조" w:hAnsi="휴먼명조" w:eastAsia="휴먼명조" w:cs="휴먼명조"/>
+                <w:color w:val="555555"/>
+                <w:sz w:val="18"/>
+                <w:szCs w:val="18"/>
+              </w:rPr>
+            </w:pPr>
+            <w:r>
+              <w:rPr>
+                <w:rFonts w:ascii="휴먼명조" w:hAnsi="휴먼명조" w:eastAsia="휴먼명조" w:cs="휴먼명조"/>
+                <w:color w:val="555555"/>
+                <w:sz w:val="18"/>
+                <w:szCs w:val="18"/>
+              </w:rPr>
+              <w:t xml:space="preserve">(나)·(다)에서 (가)와 같거나 큰 변동이 나오면 배선 진동이 독립적인 잡음원임이 확인된다. 특히 (다)는 식물이 회로에 없으므로, 여기서 나온 변동은 전량 측정계에서 유래한 것이다. 단, 증폭기가 전원 레일에 포화된 구간에서 잰 값은 잡음 바닥으로 쓸 수 없으므로, 동작점이 정상 범위에 있는 측정으로만 비교해야 한다.</w:t>
             </w:r>
           </w:p>
         </w:tc>

--- a/report/GML_결과보고서_20쪽판.docx
+++ b/report/GML_결과보고서_20쪽판.docx
@@ -1228,7 +1228,7 @@
           <w:sz w:val="22"/>
           <w:szCs w:val="22"/>
         </w:rPr>
-        <w:t xml:space="preserve">측정 설계에서 결정적인 것은 이 신호들의 크기와 속도다. 진폭은 측정 방식에 따라 편차가 커서 표면 전극의 과도 신호는 1 mV 미만으로[9], 토마토 줄기에서는 21.2 mV로[12] 보고된다. 속도는 더 중요하다. 토마토 AP의 전파 속도 5.6 ± 0.5 cm/min[12]은 초속 0.93 mm여서, 전극을 3 cm 간격으로 붙이면 신호가 두 전극 사이를 지나는 데 약 32초가 걸린다. 다만 이 32초는 신호가 전극 사이를 건너가는 시간이지 전극 하나가 보는 파형의 지속시간이 아니다. 후자는 문헌이 0.025–2초로 보고하므로[9] 0.5–40 Hz다. 즉 한 신호에 두 시간 규모가 공존한다 — 빠른 과도 성분과 수십 초 규모의 기준점 이동이며, 이 구분이 Ⅳ장 6절에서 결정적으로 쓰인다. 전용 축삭 없이 체관부 세포를 하나씩 거쳐 가므로 신경 신호(초속 수 m)보다 10⁵배 느리다. 이 진폭과 속도가 Ⅳ장 6절 분석의 근거다.</w:t>
+        <w:t xml:space="preserve">측정 설계에서 결정적인 것은 신호의 크기와 속도다. 진폭은 측정 방식에 따라 편차가 커서 표면 전극의 과도 신호는 1 mV 미만[9], 토마토 줄기에서는 21.2 mV로[12] 보고된다. 속도는 더 중요하다. 토마토 AP의 전파 속도 5.6 ± 0.5 cm/min[12]이면 전극을 3 cm 간격으로 붙일 때 신호가 두 전극 사이를 지나는 데 약 32초가 걸린다. 다만 이 32초는 전극 사이를 건너가는 시간이지 전극 하나가 보는 파형의 지속시간이 아니다. 후자는 문헌이 0.025–2초로 보고하므로[9] 0.5–40 Hz다. 즉 한 신호에 두 시간 규모가 공존하며, 이 구분이 Ⅳ장 6절에서 결정적으로 쓰인다.</w:t>
       </w:r>
     </w:p>
     <w:p>
@@ -5721,7 +5721,7 @@
                 <w:sz w:val="18"/>
                 <w:szCs w:val="18"/>
               </w:rPr>
-              <w:t xml:space="preserve">사전 검증 — 분석 절차 자체가 우연 이상을 만들어내지는 않는가. 음성 대조군이 의미를 가지려면 대조군의 낮은 정확도가 “신호가 없어서”임이 보장되어야 한다. 절차가 입력과 무관하게 높은 정확도를 만들어내는 구조라면 대조 자체가 성립하지 않는다. 이를 확인하기 위해 세 상태가 통계적으로 완전히 동일한 모의 신호(동일 분산의 백색잡음 + 동일한 전원 성분)를 생성해 본 연구의 전처리·학습 절차를 그대로 적용한 결과, SVM 31.4 %, Random Forest 39.2 %로 3분류 우연 수준(33.3 %) 부근이었다. 따라서 실제 음성 대조군에서 높은 정확도가 관측된다면 그것은 절차의 산물이 아니라 측정계 또는 환경에서 실제로 유입된 신호로 해석해야 한다.</w:t>
+              <w:t xml:space="preserve">사전 검증 — 절차 자체가 우연 이상을 만들지는 않는가. 대조군의 낮은 정확도가 “신호가 없어서”임이 보장되어야 대조가 성립한다. 세 상태가 통계적으로 동일한 모의 신호(같은 분산의 백색잡음 + 같은 전원 성분)에 본 연구의 전처리·학습을 그대로 적용한 결과 SVM 31.4 %, Random Forest 39.2 %로 우연 수준(33.3 %) 부근이었다. 따라서 음성 대조군에서 높은 정확도가 나온다면 그것은 절차의 산물이 아니라 측정계·환경에서 유입된 신호다.</w:t>
             </w:r>
           </w:p>
           <w:p>
@@ -6779,7 +6779,7 @@
           <w:sz w:val="22"/>
           <w:szCs w:val="22"/>
         </w:rPr>
-        <w:t xml:space="preserve">덧붙여, 신호가 온전히 도달했더라도 이 회로는 그 파형을 담지 못한다. AD8232의 심전도 구성은 계측증폭기 100배와 저역통과단 11배를 합해 총 이득이 1100배로[8], 심전도 신호가 500 µV–5 mV라는 전제에 맞춘 값이다. 3.3 V 단전원에서 허용되는 전극 간 입력은 약 ±1.2 mV에 그친다. 문헌이 보고하는 식물 전위는 수 mV~수십 mV이므로[12][13], 그런 신호가 감쇠 없이 도달했다면 작게 기록되는 것이 아니라 레일에서 잘려 포화로 나타났을 것이다. 즉 임피던스로 신호가 훼손되는 경로와 온전할 경우 포화되는 경로가 동시에 존재하여, 현 구성은 어느 쪽에서도 원 파형을 재현할 수 없다 — 1 mV 미만의 작은 과도신호[9]만이 잘리지 않고 통과할 범위에 든다.</w:t>
+        <w:t xml:space="preserve">덧붙여, 신호가 온전히 도달했더라도 이 회로는 그 파형을 담지 못한다. AD8232의 심전도 구성은 총 이득이 1100배로[8] 심전도 신호(500 µV–5 mV)에 맞춘 값이어서, 3.3 V 단전원에서 허용 입력이 약 ±1.2 mV에 그친다. 문헌의 식물 전위는 수 mV~수십 mV이므로[12][13] 감쇠 없이 도달했다면 작게 기록되는 것이 아니라 레일에서 잘려 포화로 나타났을 것이다. 즉 훼손되는 경로와 포화되는 경로가 동시에 있어, 현 구성은 어느 쪽에서도 원 파형을 재현할 수 없다.</w:t>
       </w:r>
     </w:p>
     <w:p>
@@ -6874,7 +6874,7 @@
           <w:sz w:val="22"/>
           <w:szCs w:val="22"/>
         </w:rPr>
-        <w:t xml:space="preserve">본 보고서 초안은 이 항목을 “입력 임피던스 부정합”으로 기술하고, 전극 임피던스 Ze와 증폭기 입력 임피던스가 전압 분배기를 이루어 신호가 μV 수준으로 감쇠한다고 설명했다. 데이터시트를 재확인한 결과 이 설명은 성립하지 않는다. AD8232의 차동 입력 임피던스는 10 GΩ ∥ 7.5 pF로[1] 요구 최소치 10 MΩ[10]을 세 자릿수 넘게 상회하여, Ze가 1 GΩ이어도 직류 손실은 9 %에 그친다. 그러나 높은 전극 임피던스가 문제를 일으킨다는 관찰 자체는 유효하며, 그 기전은 전압 분배가 아니라 다음 넷이다(Ze = 1 GΩ 기준).</w:t>
+        <w:t xml:space="preserve">본 보고서 초안은 이 항목을 “입력 임피던스 부정합”으로 기술하고, Ze와 증폭기 입력 임피던스가 전압 분배기를 이루어 신호가 μV로 감쇠한다고 설명했다. 데이터시트를 재확인한 결과 이 설명은 성립하지 않는다. AD8232의 차동 입력 임피던스는 10 GΩ ∥ 7.5 pF로[1] 요구치[10]를 세 자릿수 상회해, Ze가 1 GΩ이어도 직류 손실은 9 %다. 그러나 높은 전극 임피던스가 문제를 일으킨다는 관찰은 유효하며, 그 기전은 전압 분배가 아니라 다음 넷이다(Ze = 1 GΩ 기준).</w:t>
       </w:r>
     </w:p>
     <w:p>
@@ -7050,7 +7050,7 @@
           <w:sz w:val="22"/>
           <w:szCs w:val="22"/>
         </w:rPr>
-        <w:t xml:space="preserve">첫 항목은 실측에서 관찰한 주기적 fast-restore 재작동(약 168 ms 간격의 순간적 출력 강하)을 그대로 설명한다. fast-restore는 증폭기가 레일에 붙었을 때 동작하는 기능이므로[1], 그 반복은 증폭기가 반복적으로 레일에 닿고 있다는 직접적 증거다. 이 구분은 개선 방향을 바꾼다 — 전압 분배가 원인이라면 입력 임피던스가 더 높은 증폭기가 답이지만, 실제 원인이 위 넷이라면 전극 접촉 개선과 리드선 단축이 먼저다. 또한 사람의 피부는 잎보다 임피던스가 수백~수천 배 낮아 네 기전이 모두 완화되므로, 맨손 접촉 시 인체를 경유한 경로가 식물 조직을 경유한 경로보다 전기적으로 유리해진다 — 3절 (2)의 대조실험이 필요한 이유다.</w:t>
+        <w:t xml:space="preserve">첫 항목은 실측에서 관찰한 주기적 fast-restore 재작동(약 168 ms 간격의 순간적 출력 강하)을 설명한다. fast-restore는 증폭기가 레일에 붙었을 때 동작하므로[1], 그 반복은 레일에 반복적으로 닿고 있다는 직접 증거다. 이 구분이 개선 방향을 바꾼다 — 전압 분배가 원인이라면 입력 임피던스가 답이지만, 실제 원인이 위 넷이라면 전극 접촉 개선과 리드선 단축이 먼저다. 또 피부는 잎보다 임피던스가 수백~수천 배 낮아 네 기전이 모두 완화되므로, 맨손 접촉 시 인체 경로가 식물 경로보다 유리해진다(3절 (2)).</w:t>
       </w:r>
     </w:p>
     <w:p>
@@ -7823,7 +7823,7 @@
           <w:sz w:val="22"/>
           <w:szCs w:val="22"/>
         </w:rPr>
-        <w:t xml:space="preserve">생체전위 측정에는 비분극성 전극이 필요하며 Ag/AgCl이 표준이다. 본 연구가 쓴 심전도 패드는 Ag/AgCl 기반이라 RA·LA에는 적절했으나, 문제는 토양에 삽입하는 기준전극이다. 토양은 피부와 전해질 조성이 전혀 달라 식물 전기생리용으로는 토양 전용 Ag/AgCl 기준전극이 별도로 상용화되어 있을 만큼 요구 조건이 다르다[11]. 일반 패드를 토양에 꽂으면 계면 분극으로 임피던스가 시간에 따라 드리프트하며, 이것이 실험 중 관찰된 RLD 피드백 루프 불안정의 물리적 원인이다. 관수를 해도 개선되지 않은 것은 토양 전체의 수분량과 전극 표면의 국소적·안정적 접촉이 별개 문제이기 때문이다.</w:t>
+        <w:t xml:space="preserve">생체전위 측정에는 비분극성 전극이 필요하며 Ag/AgCl이 표준이다. 본 연구의 심전도 패드는 RA·LA에는 적절했으나 문제는 토양 기준전극이다. 토양은 피부와 전해질 조성이 달라 토양 전용 Ag/AgCl 기준전극이 따로 상용화되어 있을 만큼 요구가 다르다[11]. 일반 패드를 흙에 꽂으면 계면 분극으로 임피던스가 시간에 따라 표류하며, 이것이 관찰된 RLD 피드백 불안정의 원인이다. 관수해도 나아지지 않은 것은 토양 전체의 수분량과 전극 표면의 국소 접촉이 별개이기 때문이다.</w:t>
       </w:r>
     </w:p>
     <w:p>
@@ -9116,7 +9116,7 @@
           <w:sz w:val="22"/>
           <w:szCs w:val="22"/>
         </w:rPr>
-        <w:t xml:space="preserve">위 (1)의 재구성을 실제 회로로 확정하였다(그림13). 전압 폴로어는 증폭하지 않고 임피던스만 낮추므로 고역통과가 없고, 증폭은 ADS1115의 PGA가 맡아 ±256 mV·7.81 µV를 얻는다. 다만 고역통과를 없앤다고 수분부족이 측정되는 것은 아니다 — 원리적 차단이 사라질 뿐, 그 자리를 전극 표류가 대신한다. 표류는 수분 스트레스와 대역이 겹쳐서, 한 채널만 재면 “식물이 마른 것”과 “전극이 오래 붙어 있던 것”을 구분할 수 없다. 그래서 식물 없이 전극쌍만 담근 참조 채널을 동시에 기록해 뺀다. Ⅳ장 3절 (4)의 사체 대조를 상시로 수행하는 셈이다.</w:t>
+        <w:t xml:space="preserve">위 (1)의 재구성을 실제 회로로 확정하였다(그림13). 전압 폴로어는 증폭하지 않고 임피던스만 낮추므로 고역통과가 없고, 증폭은 ADS1115의 PGA가 맡아 ±256 mV·7.81 µV를 얻는다. 다만 고역통과를 없앤다고 수분부족이 측정되는 것은 아니다 — 원리적 차단이 사라질 뿐 그 자리를 전극 표류가 대신한다. 표류는 수분 스트레스와 대역이 겹쳐 한 채널만 재면 구분할 수 없으므로, 식물 없이 전극쌍만 담근 참조 채널을 동시에 기록해 뺀다. Ⅳ장 3절 (4)의 사체 대조를 상시로 수행하는 셈이다.</w:t>
       </w:r>
     </w:p>
     <w:p>
@@ -9203,6 +9203,547 @@
     </w:p>
     <w:p>
       <w:pPr>
+        <w:spacing w:before="0" w:after="80" w:line="312" w:lineRule="auto"/>
+        <w:rPr>
+          <w:rFonts w:ascii="휴먼명조" w:hAnsi="휴먼명조" w:eastAsia="휴먼명조" w:cs="휴먼명조"/>
+          <w:sz w:val="22"/>
+          <w:szCs w:val="22"/>
+        </w:rPr>
+      </w:pPr>
+      <w:r>
+        <w:rPr>
+          <w:rFonts w:ascii="휴먼명조" w:hAnsi="휴먼명조" w:eastAsia="휴먼명조" w:cs="휴먼명조"/>
+          <w:sz w:val="22"/>
+          <w:szCs w:val="22"/>
+        </w:rPr>
+        <w:t xml:space="preserve">이 회로를 조립해 영점을 측정하였다(표12). 전극과 식물 없이 두 입력을 같은 바이어스 지점에 물린 채 30분을 수집한 것으로, 회로 자체의 잡음과 표류만 남는 조건이다. 측정값의 최소 간격이 7.81 µV로 ADS1115 PGA 16 차동 모드의 최하위 비트와 일치해 의도한 구성이 그대로 동작함을 확인하였다.</w:t>
+      </w:r>
+    </w:p>
+    <w:p>
+      <w:pPr>
+        <w:keepNext/>
+        <w:spacing w:before="0" w:after="60" w:line="312" w:lineRule="auto"/>
+        <w:jc w:val="center"/>
+        <w:rPr>
+          <w:rFonts w:ascii="휴먼명조" w:hAnsi="휴먼명조" w:eastAsia="휴먼명조" w:cs="휴먼명조"/>
+          <w:sz w:val="22"/>
+          <w:szCs w:val="22"/>
+        </w:rPr>
+      </w:pPr>
+      <w:r>
+        <w:rPr>
+          <w:rFonts w:ascii="휴먼명조" w:hAnsi="휴먼명조" w:eastAsia="휴먼명조" w:cs="휴먼명조"/>
+          <w:sz w:val="22"/>
+          <w:szCs w:val="22"/>
+        </w:rPr>
+        <w:t xml:space="preserve">표12. DC 결합 프런트엔드 영점 측정 (전극·식물 미연결, 30분)</w:t>
+      </w:r>
+    </w:p>
+    <w:tbl>
+      <w:tblPr>
+        <w:tblW w:w="9360" w:type="dxa"/>
+        <w:jc w:val="center"/>
+        <w:tblBorders>
+          <w:top w:val="single" w:sz="6" w:space="0" w:color="666666"/>
+          <w:left w:val="single" w:sz="6" w:space="0" w:color="666666"/>
+          <w:bottom w:val="single" w:sz="6" w:space="0" w:color="666666"/>
+          <w:right w:val="single" w:sz="6" w:space="0" w:color="666666"/>
+          <w:insideH w:val="single" w:sz="6" w:space="0" w:color="666666"/>
+          <w:insideV w:val="single" w:sz="6" w:space="0" w:color="666666"/>
+        </w:tblBorders>
+        <w:tblCellMar>
+          <w:top w:w="60" w:type="dxa"/>
+          <w:left w:w="90" w:type="dxa"/>
+          <w:bottom w:w="60" w:type="dxa"/>
+          <w:right w:w="90" w:type="dxa"/>
+        </w:tblCellMar>
+      </w:tblPr>
+      <w:tblGrid>
+        <w:gridCol w:w="2340"/>
+        <w:gridCol w:w="2340"/>
+        <w:gridCol w:w="2340"/>
+        <w:gridCol w:w="2340"/>
+      </w:tblGrid>
+      <w:tr>
+        <w:trPr>
+          <w:tblHeader/>
+        </w:trPr>
+        <w:tc>
+          <w:tcPr>
+            <w:tcW w:w="2340" w:type="dxa"/>
+            <w:shd w:val="clear" w:color="auto" w:fill="EFEFEF"/>
+            <w:vAlign w:val="center"/>
+          </w:tcPr>
+          <w:p>
+            <w:pPr>
+              <w:spacing w:before="0" w:after="0" w:line="280" w:lineRule="auto"/>
+              <w:jc w:val="center"/>
+              <w:rPr>
+                <w:rFonts w:ascii="휴먼명조" w:hAnsi="휴먼명조" w:eastAsia="휴먼명조" w:cs="휴먼명조"/>
+                <w:b/>
+                <w:bCs/>
+                <w:sz w:val="20"/>
+                <w:szCs w:val="20"/>
+              </w:rPr>
+            </w:pPr>
+            <w:r>
+              <w:rPr>
+                <w:rFonts w:ascii="휴먼명조" w:hAnsi="휴먼명조" w:eastAsia="휴먼명조" w:cs="휴먼명조"/>
+                <w:b/>
+                <w:bCs/>
+                <w:sz w:val="20"/>
+                <w:szCs w:val="20"/>
+              </w:rPr>
+              <w:t xml:space="preserve">항목</w:t>
+            </w:r>
+          </w:p>
+        </w:tc>
+        <w:tc>
+          <w:tcPr>
+            <w:tcW w:w="2340" w:type="dxa"/>
+            <w:shd w:val="clear" w:color="auto" w:fill="EFEFEF"/>
+            <w:vAlign w:val="center"/>
+          </w:tcPr>
+          <w:p>
+            <w:pPr>
+              <w:spacing w:before="0" w:after="0" w:line="280" w:lineRule="auto"/>
+              <w:jc w:val="center"/>
+              <w:rPr>
+                <w:rFonts w:ascii="휴먼명조" w:hAnsi="휴먼명조" w:eastAsia="휴먼명조" w:cs="휴먼명조"/>
+                <w:b/>
+                <w:bCs/>
+                <w:sz w:val="20"/>
+                <w:szCs w:val="20"/>
+              </w:rPr>
+            </w:pPr>
+            <w:r>
+              <w:rPr>
+                <w:rFonts w:ascii="휴먼명조" w:hAnsi="휴먼명조" w:eastAsia="휴먼명조" w:cs="휴먼명조"/>
+                <w:b/>
+                <w:bCs/>
+                <w:sz w:val="20"/>
+                <w:szCs w:val="20"/>
+              </w:rPr>
+              <w:t xml:space="preserve">배선 정리 전(120초)</w:t>
+            </w:r>
+          </w:p>
+        </w:tc>
+        <w:tc>
+          <w:tcPr>
+            <w:tcW w:w="2340" w:type="dxa"/>
+            <w:shd w:val="clear" w:color="auto" w:fill="EFEFEF"/>
+            <w:vAlign w:val="center"/>
+          </w:tcPr>
+          <w:p>
+            <w:pPr>
+              <w:spacing w:before="0" w:after="0" w:line="280" w:lineRule="auto"/>
+              <w:jc w:val="center"/>
+              <w:rPr>
+                <w:rFonts w:ascii="휴먼명조" w:hAnsi="휴먼명조" w:eastAsia="휴먼명조" w:cs="휴먼명조"/>
+                <w:b/>
+                <w:bCs/>
+                <w:sz w:val="20"/>
+                <w:szCs w:val="20"/>
+              </w:rPr>
+            </w:pPr>
+            <w:r>
+              <w:rPr>
+                <w:rFonts w:ascii="휴먼명조" w:hAnsi="휴먼명조" w:eastAsia="휴먼명조" w:cs="휴먼명조"/>
+                <w:b/>
+                <w:bCs/>
+                <w:sz w:val="20"/>
+                <w:szCs w:val="20"/>
+              </w:rPr>
+              <w:t xml:space="preserve">배선 꼬은 뒤(30분)</w:t>
+            </w:r>
+          </w:p>
+        </w:tc>
+        <w:tc>
+          <w:tcPr>
+            <w:tcW w:w="2340" w:type="dxa"/>
+            <w:shd w:val="clear" w:color="auto" w:fill="EFEFEF"/>
+            <w:vAlign w:val="center"/>
+          </w:tcPr>
+          <w:p>
+            <w:pPr>
+              <w:spacing w:before="0" w:after="0" w:line="280" w:lineRule="auto"/>
+              <w:jc w:val="center"/>
+              <w:rPr>
+                <w:rFonts w:ascii="휴먼명조" w:hAnsi="휴먼명조" w:eastAsia="휴먼명조" w:cs="휴먼명조"/>
+                <w:b/>
+                <w:bCs/>
+                <w:sz w:val="20"/>
+                <w:szCs w:val="20"/>
+              </w:rPr>
+            </w:pPr>
+            <w:r>
+              <w:rPr>
+                <w:rFonts w:ascii="휴먼명조" w:hAnsi="휴먼명조" w:eastAsia="휴먼명조" w:cs="휴먼명조"/>
+                <w:b/>
+                <w:bCs/>
+                <w:sz w:val="20"/>
+                <w:szCs w:val="20"/>
+              </w:rPr>
+              <w:t xml:space="preserve">판정</w:t>
+            </w:r>
+          </w:p>
+        </w:tc>
+      </w:tr>
+      <w:tr>
+        <w:tc>
+          <w:tcPr>
+            <w:tcW w:w="2340" w:type="dxa"/>
+            <w:vAlign w:val="center"/>
+          </w:tcPr>
+          <w:p>
+            <w:pPr>
+              <w:spacing w:before="0" w:after="0" w:line="280" w:lineRule="auto"/>
+              <w:jc w:val="center"/>
+              <w:rPr>
+                <w:rFonts w:ascii="휴먼명조" w:hAnsi="휴먼명조" w:eastAsia="휴먼명조" w:cs="휴먼명조"/>
+                <w:sz w:val="20"/>
+                <w:szCs w:val="20"/>
+              </w:rPr>
+            </w:pPr>
+            <w:r>
+              <w:rPr>
+                <w:rFonts w:ascii="휴먼명조" w:hAnsi="휴먼명조" w:eastAsia="휴먼명조" w:cs="휴먼명조"/>
+                <w:sz w:val="20"/>
+                <w:szCs w:val="20"/>
+              </w:rPr>
+              <w:t xml:space="preserve">잡음 (전체 대역)</w:t>
+            </w:r>
+          </w:p>
+        </w:tc>
+        <w:tc>
+          <w:tcPr>
+            <w:tcW w:w="2340" w:type="dxa"/>
+            <w:vAlign w:val="center"/>
+          </w:tcPr>
+          <w:p>
+            <w:pPr>
+              <w:spacing w:before="0" w:after="0" w:line="280" w:lineRule="auto"/>
+              <w:jc w:val="center"/>
+              <w:rPr>
+                <w:rFonts w:ascii="휴먼명조" w:hAnsi="휴먼명조" w:eastAsia="휴먼명조" w:cs="휴먼명조"/>
+                <w:sz w:val="20"/>
+                <w:szCs w:val="20"/>
+              </w:rPr>
+            </w:pPr>
+            <w:r>
+              <w:rPr>
+                <w:rFonts w:ascii="휴먼명조" w:hAnsi="휴먼명조" w:eastAsia="휴먼명조" w:cs="휴먼명조"/>
+                <w:sz w:val="20"/>
+                <w:szCs w:val="20"/>
+              </w:rPr>
+              <w:t xml:space="preserve">0.871 mV</w:t>
+            </w:r>
+          </w:p>
+        </w:tc>
+        <w:tc>
+          <w:tcPr>
+            <w:tcW w:w="2340" w:type="dxa"/>
+            <w:vAlign w:val="center"/>
+          </w:tcPr>
+          <w:p>
+            <w:pPr>
+              <w:spacing w:before="0" w:after="0" w:line="280" w:lineRule="auto"/>
+              <w:jc w:val="center"/>
+              <w:rPr>
+                <w:rFonts w:ascii="휴먼명조" w:hAnsi="휴먼명조" w:eastAsia="휴먼명조" w:cs="휴먼명조"/>
+                <w:sz w:val="20"/>
+                <w:szCs w:val="20"/>
+              </w:rPr>
+            </w:pPr>
+            <w:r>
+              <w:rPr>
+                <w:rFonts w:ascii="휴먼명조" w:hAnsi="휴먼명조" w:eastAsia="휴먼명조" w:cs="휴먼명조"/>
+                <w:sz w:val="20"/>
+                <w:szCs w:val="20"/>
+              </w:rPr>
+              <w:t xml:space="preserve">0.219 mV</w:t>
+            </w:r>
+          </w:p>
+        </w:tc>
+        <w:tc>
+          <w:tcPr>
+            <w:tcW w:w="2340" w:type="dxa"/>
+            <w:vAlign w:val="center"/>
+          </w:tcPr>
+          <w:p>
+            <w:pPr>
+              <w:spacing w:before="0" w:after="0" w:line="280" w:lineRule="auto"/>
+              <w:jc w:val="center"/>
+              <w:rPr>
+                <w:rFonts w:ascii="휴먼명조" w:hAnsi="휴먼명조" w:eastAsia="휴먼명조" w:cs="휴먼명조"/>
+                <w:sz w:val="20"/>
+                <w:szCs w:val="20"/>
+              </w:rPr>
+            </w:pPr>
+            <w:r>
+              <w:rPr>
+                <w:rFonts w:ascii="휴먼명조" w:hAnsi="휴먼명조" w:eastAsia="휴먼명조" w:cs="휴먼명조"/>
+                <w:sz w:val="20"/>
+                <w:szCs w:val="20"/>
+              </w:rPr>
+              <w:t xml:space="preserve">4.0배 감소</w:t>
+            </w:r>
+          </w:p>
+        </w:tc>
+      </w:tr>
+      <w:tr>
+        <w:tc>
+          <w:tcPr>
+            <w:tcW w:w="2340" w:type="dxa"/>
+            <w:vAlign w:val="center"/>
+          </w:tcPr>
+          <w:p>
+            <w:pPr>
+              <w:spacing w:before="0" w:after="0" w:line="280" w:lineRule="auto"/>
+              <w:jc w:val="left"/>
+              <w:rPr>
+                <w:rFonts w:ascii="휴먼명조" w:hAnsi="휴먼명조" w:eastAsia="휴먼명조" w:cs="휴먼명조"/>
+                <w:sz w:val="20"/>
+                <w:szCs w:val="20"/>
+              </w:rPr>
+            </w:pPr>
+            <w:r>
+              <w:rPr>
+                <w:rFonts w:ascii="휴먼명조" w:hAnsi="휴먼명조" w:eastAsia="휴먼명조" w:cs="휴먼명조"/>
+                <w:sz w:val="20"/>
+                <w:szCs w:val="20"/>
+              </w:rPr>
+              <w:t xml:space="preserve">잡음 (분석 대역 0.5–20 Hz)</w:t>
+            </w:r>
+          </w:p>
+        </w:tc>
+        <w:tc>
+          <w:tcPr>
+            <w:tcW w:w="2340" w:type="dxa"/>
+            <w:vAlign w:val="center"/>
+          </w:tcPr>
+          <w:p>
+            <w:pPr>
+              <w:spacing w:before="0" w:after="0" w:line="280" w:lineRule="auto"/>
+              <w:jc w:val="center"/>
+              <w:rPr>
+                <w:rFonts w:ascii="휴먼명조" w:hAnsi="휴먼명조" w:eastAsia="휴먼명조" w:cs="휴먼명조"/>
+                <w:sz w:val="20"/>
+                <w:szCs w:val="20"/>
+              </w:rPr>
+            </w:pPr>
+            <w:r>
+              <w:rPr>
+                <w:rFonts w:ascii="휴먼명조" w:hAnsi="휴먼명조" w:eastAsia="휴먼명조" w:cs="휴먼명조"/>
+                <w:sz w:val="20"/>
+                <w:szCs w:val="20"/>
+              </w:rPr>
+              <w:t xml:space="preserve">0.142 mV</w:t>
+            </w:r>
+          </w:p>
+        </w:tc>
+        <w:tc>
+          <w:tcPr>
+            <w:tcW w:w="2340" w:type="dxa"/>
+            <w:vAlign w:val="center"/>
+          </w:tcPr>
+          <w:p>
+            <w:pPr>
+              <w:spacing w:before="0" w:after="0" w:line="280" w:lineRule="auto"/>
+              <w:jc w:val="center"/>
+              <w:rPr>
+                <w:rFonts w:ascii="휴먼명조" w:hAnsi="휴먼명조" w:eastAsia="휴먼명조" w:cs="휴먼명조"/>
+                <w:sz w:val="20"/>
+                <w:szCs w:val="20"/>
+              </w:rPr>
+            </w:pPr>
+            <w:r>
+              <w:rPr>
+                <w:rFonts w:ascii="휴먼명조" w:hAnsi="휴먼명조" w:eastAsia="휴먼명조" w:cs="휴먼명조"/>
+                <w:sz w:val="20"/>
+                <w:szCs w:val="20"/>
+              </w:rPr>
+              <w:t xml:space="preserve">0.027 mV</w:t>
+            </w:r>
+          </w:p>
+        </w:tc>
+        <w:tc>
+          <w:tcPr>
+            <w:tcW w:w="2340" w:type="dxa"/>
+            <w:vAlign w:val="center"/>
+          </w:tcPr>
+          <w:p>
+            <w:pPr>
+              <w:spacing w:before="0" w:after="0" w:line="280" w:lineRule="auto"/>
+              <w:jc w:val="center"/>
+              <w:rPr>
+                <w:rFonts w:ascii="휴먼명조" w:hAnsi="휴먼명조" w:eastAsia="휴먼명조" w:cs="휴먼명조"/>
+                <w:sz w:val="20"/>
+                <w:szCs w:val="20"/>
+              </w:rPr>
+            </w:pPr>
+            <w:r>
+              <w:rPr>
+                <w:rFonts w:ascii="휴먼명조" w:hAnsi="휴먼명조" w:eastAsia="휴먼명조" w:cs="휴먼명조"/>
+                <w:sz w:val="20"/>
+                <w:szCs w:val="20"/>
+              </w:rPr>
+              <w:t xml:space="preserve">5.3배 감소</w:t>
+            </w:r>
+          </w:p>
+        </w:tc>
+      </w:tr>
+      <w:tr>
+        <w:tc>
+          <w:tcPr>
+            <w:tcW w:w="2340" w:type="dxa"/>
+            <w:vAlign w:val="center"/>
+          </w:tcPr>
+          <w:p>
+            <w:pPr>
+              <w:spacing w:before="0" w:after="0" w:line="280" w:lineRule="auto"/>
+              <w:jc w:val="center"/>
+              <w:rPr>
+                <w:rFonts w:ascii="휴먼명조" w:hAnsi="휴먼명조" w:eastAsia="휴먼명조" w:cs="휴먼명조"/>
+                <w:sz w:val="20"/>
+                <w:szCs w:val="20"/>
+              </w:rPr>
+            </w:pPr>
+            <w:r>
+              <w:rPr>
+                <w:rFonts w:ascii="휴먼명조" w:hAnsi="휴먼명조" w:eastAsia="휴먼명조" w:cs="휴먼명조"/>
+                <w:sz w:val="20"/>
+                <w:szCs w:val="20"/>
+              </w:rPr>
+              <w:t xml:space="preserve">30분 표류</w:t>
+            </w:r>
+          </w:p>
+        </w:tc>
+        <w:tc>
+          <w:tcPr>
+            <w:tcW w:w="2340" w:type="dxa"/>
+            <w:vAlign w:val="center"/>
+          </w:tcPr>
+          <w:p>
+            <w:pPr>
+              <w:spacing w:before="0" w:after="0" w:line="280" w:lineRule="auto"/>
+              <w:jc w:val="left"/>
+              <w:rPr>
+                <w:rFonts w:ascii="휴먼명조" w:hAnsi="휴먼명조" w:eastAsia="휴먼명조" w:cs="휴먼명조"/>
+                <w:sz w:val="20"/>
+                <w:szCs w:val="20"/>
+              </w:rPr>
+            </w:pPr>
+            <w:r>
+              <w:rPr>
+                <w:rFonts w:ascii="휴먼명조" w:hAnsi="휴먼명조" w:eastAsia="휴먼명조" w:cs="휴먼명조"/>
+                <w:sz w:val="20"/>
+                <w:szCs w:val="20"/>
+              </w:rPr>
+              <w:t xml:space="preserve">측정 불가 (길이 부족)</w:t>
+            </w:r>
+          </w:p>
+        </w:tc>
+        <w:tc>
+          <w:tcPr>
+            <w:tcW w:w="2340" w:type="dxa"/>
+            <w:vAlign w:val="center"/>
+          </w:tcPr>
+          <w:p>
+            <w:pPr>
+              <w:spacing w:before="0" w:after="0" w:line="280" w:lineRule="auto"/>
+              <w:jc w:val="center"/>
+              <w:rPr>
+                <w:rFonts w:ascii="휴먼명조" w:hAnsi="휴먼명조" w:eastAsia="휴먼명조" w:cs="휴먼명조"/>
+                <w:sz w:val="20"/>
+                <w:szCs w:val="20"/>
+              </w:rPr>
+            </w:pPr>
+            <w:r>
+              <w:rPr>
+                <w:rFonts w:ascii="휴먼명조" w:hAnsi="휴먼명조" w:eastAsia="휴먼명조" w:cs="휴먼명조"/>
+                <w:sz w:val="20"/>
+                <w:szCs w:val="20"/>
+              </w:rPr>
+              <w:t xml:space="preserve">0.008 mV</w:t>
+            </w:r>
+          </w:p>
+        </w:tc>
+        <w:tc>
+          <w:tcPr>
+            <w:tcW w:w="2340" w:type="dxa"/>
+            <w:vAlign w:val="center"/>
+          </w:tcPr>
+          <w:p>
+            <w:pPr>
+              <w:spacing w:before="0" w:after="0" w:line="280" w:lineRule="auto"/>
+              <w:jc w:val="left"/>
+              <w:rPr>
+                <w:rFonts w:ascii="휴먼명조" w:hAnsi="휴먼명조" w:eastAsia="휴먼명조" w:cs="휴먼명조"/>
+                <w:sz w:val="20"/>
+                <w:szCs w:val="20"/>
+              </w:rPr>
+            </w:pPr>
+            <w:r>
+              <w:rPr>
+                <w:rFonts w:ascii="휴먼명조" w:hAnsi="휴먼명조" w:eastAsia="휴먼명조" w:cs="휴먼명조"/>
+                <w:sz w:val="20"/>
+                <w:szCs w:val="20"/>
+              </w:rPr>
+              <w:t xml:space="preserve">기준 0.5 mV의 1/60</w:t>
+            </w:r>
+          </w:p>
+        </w:tc>
+      </w:tr>
+    </w:tbl>
+    <w:p>
+      <w:pPr>
+        <w:spacing w:before="0" w:after="80" w:line="312" w:lineRule="auto"/>
+        <w:rPr>
+          <w:rFonts w:ascii="휴먼명조" w:hAnsi="휴먼명조" w:eastAsia="휴먼명조" w:cs="휴먼명조"/>
+          <w:sz w:val="22"/>
+          <w:szCs w:val="22"/>
+        </w:rPr>
+      </w:pPr>
+    </w:p>
+    <w:p>
+      <w:pPr>
+        <w:spacing w:before="0" w:after="80" w:line="312" w:lineRule="auto"/>
+        <w:rPr>
+          <w:rFonts w:ascii="휴먼명조" w:hAnsi="휴먼명조" w:eastAsia="휴먼명조" w:cs="휴먼명조"/>
+          <w:sz w:val="22"/>
+          <w:szCs w:val="22"/>
+        </w:rPr>
+      </w:pPr>
+      <w:r>
+        <w:rPr>
+          <w:rFonts w:ascii="휴먼명조" w:hAnsi="휴먼명조" w:eastAsia="휴먼명조" w:cs="휴먼명조"/>
+          <w:sz w:val="22"/>
+          <w:szCs w:val="22"/>
+        </w:rPr>
+        <w:t xml:space="preserve">배선 정리는 두 신호선을 꼬아 유도 고리 면적을 상쇄시킨 것이다. 잔여 잡음의 70 %는 상용전원 성분으로 전처리 노치가 제거한다. 표류 0.008 mV는 ADC 한 칸(7.81 µV) 수준이며 1 GΩ 전극의 열잡음(17.9 µV)보다도 작아, 회로가 표류의 원인이 아님을 뜻한다.</w:t>
+      </w:r>
+    </w:p>
+    <w:p>
+      <w:pPr>
+        <w:spacing w:before="0" w:after="80" w:line="312" w:lineRule="auto"/>
+        <w:rPr>
+          <w:rFonts w:ascii="휴먼명조" w:hAnsi="휴먼명조" w:eastAsia="휴먼명조" w:cs="휴먼명조"/>
+          <w:sz w:val="22"/>
+          <w:szCs w:val="22"/>
+        </w:rPr>
+      </w:pPr>
+      <w:r>
+        <w:rPr>
+          <w:rFonts w:ascii="휴먼명조" w:hAnsi="휴먼명조" w:eastAsia="휴먼명조" w:cs="휴먼명조"/>
+          <w:sz w:val="22"/>
+          <w:szCs w:val="22"/>
+        </w:rPr>
+        <w:t xml:space="preserve">다만 이것은 회로만의 영점이며 수분부족 측정이 가능하다는 증명이 아니다. 전극을 연결하면 계면에서 새 표류가 생기고 그 크기는 이 측정으로 알 수 없다. 전극쌍을 같은 젤에 담가 따로 재야 하며, 그 값이 실질적 한계를 결정한다.</w:t>
+      </w:r>
+    </w:p>
+    <w:p>
+      <w:pPr>
         <w:keepNext/>
         <w:spacing w:before="200" w:after="200" w:line="312" w:lineRule="auto"/>
         <w:rPr>
@@ -9778,7 +10319,7 @@
           <w:sz w:val="22"/>
           <w:szCs w:val="22"/>
         </w:rPr>
-        <w:t xml:space="preserve">전체 소스코드는 GitHub 저장소[7]에 공개되어 있다. 주요 모듈은 sensor_control.py(하드웨어 제어·수집·진단), preprocess.py(필터·품질 게이트·스펙트로그램 생성), feature_extraction.py·spectro_render.py(학습·추론이 공유하는 특징 변환), train.py(학습·평가), inference.py(실시간 추론), web_dashboard.py(브라우저 통합 화면)이며, 각 파일의 역할과 함수 단위 설명은 저장소의 README에 정리되어 있다.</w:t>
+        <w:t xml:space="preserve">전체 소스코드는 GitHub 저장소[7]에 공개되어 있다. 주요 모듈은 sensor_control.py(수집·진단), preprocess.py(필터·품질 게이트·스펙트로그램), feature_extraction.py·spectro_render.py(학습·추론이 공유하는 특징 변환), train.py(학습·평가), inference.py(실시간 추론), web_dashboard.py(브라우저 화면)다. 파일별 역할과 함수 단위 설명, 실험 재현 절차의 전체 단계는 저장소 README에 정리되어 있다.</w:t>
       </w:r>
     </w:p>
     <w:p>
@@ -9801,7 +10342,25 @@
           <w:sz w:val="24"/>
           <w:szCs w:val="24"/>
         </w:rPr>
-        <w:t xml:space="preserve">2. 실험 재현 절차</w:t>
+        <w:t xml:space="preserve">2. 재현 시 반드시 지킬 것</w:t>
+      </w:r>
+    </w:p>
+    <w:p>
+      <w:pPr>
+        <w:spacing w:before="0" w:after="80" w:line="312" w:lineRule="auto"/>
+        <w:rPr>
+          <w:rFonts w:ascii="휴먼명조" w:hAnsi="휴먼명조" w:eastAsia="휴먼명조" w:cs="휴먼명조"/>
+          <w:sz w:val="22"/>
+          <w:szCs w:val="22"/>
+        </w:rPr>
+      </w:pPr>
+      <w:r>
+        <w:rPr>
+          <w:rFonts w:ascii="휴먼명조" w:hAnsi="휴먼명조" w:eastAsia="휴먼명조" w:cs="휴먼명조"/>
+          <w:sz w:val="22"/>
+          <w:szCs w:val="22"/>
+        </w:rPr>
+        <w:t xml:space="preserve">절차 자체는 README를 따르되, 다음 셋을 어기면 얻은 데이터를 쓸 수 없다.</w:t>
       </w:r>
     </w:p>
     <w:p>
@@ -9820,7 +10379,7 @@
           <w:sz w:val="22"/>
           <w:szCs w:val="22"/>
         </w:rPr>
-        <w:t xml:space="preserve">⑪ 라즈베리파이에서 I2C를 활성화하고 그림1의 배선대로 연결한다.</w:t>
+        <w:t xml:space="preserve">· 수집 전에 기준점을 확인한다. 출력이 전원 레일에 붙어 있으면 입력이 변해도 출력이 움직이지 않으므로, 그 구간의 데이터로는 어떤 대조실험도 성립하지 않는다(Ⅳ장 3절 (3)).</w:t>
       </w:r>
     </w:p>
     <w:p>
@@ -9839,7 +10398,7 @@
           <w:sz w:val="22"/>
           <w:szCs w:val="22"/>
         </w:rPr>
-        <w:t xml:space="preserve">⑫ python3 check_sensors.py로 I2C 장치 인식(주소 0x48)과 전극 기준점을 확인한다. 기준점이 전원 레일에 붙어 있으면 이후 단계를 진행하지 않는다(Ⅳ장 3절 (3)).</w:t>
+        <w:t xml:space="preserve">· 자극은 비접촉으로 준다. 손으로 건드리면 식물과 함께 리드선이 흔들려, 그 접촉 잡음이 자극 반응과 시간적으로 겹친다(Ⅳ장 3절 (1)).</w:t>
       </w:r>
     </w:p>
     <w:p>
@@ -9858,83 +10417,7 @@
           <w:sz w:val="22"/>
           <w:szCs w:val="22"/>
         </w:rPr>
-        <w:t xml:space="preserve">⑬ python3 main.py --web로 대시보드를 실행하고 브라우저로 접속한다.</w:t>
-      </w:r>
-    </w:p>
-    <w:p>
-      <w:pPr>
-        <w:spacing w:before="0" w:after="60" w:line="312" w:lineRule="auto"/>
-        <w:ind w:left="440" w:hanging="220"/>
-        <w:rPr>
-          <w:rFonts w:ascii="휴먼명조" w:hAnsi="휴먼명조" w:eastAsia="휴먼명조" w:cs="휴먼명조"/>
-          <w:sz w:val="22"/>
-          <w:szCs w:val="22"/>
-        </w:rPr>
-      </w:pPr>
-      <w:r>
-        <w:rPr>
-          <w:rFonts w:ascii="휴먼명조" w:hAnsi="휴먼명조" w:eastAsia="휴먼명조" w:cs="휴먼명조"/>
-          <w:sz w:val="22"/>
-          <w:szCs w:val="22"/>
-        </w:rPr>
-        <w:t xml:space="preserve">⑭ 관리자 로그인 후 수집 탭에서 상태별로 5분씩 측정한다. 자극 수집 시 반드시 비전도성 도구를 사용한다.</w:t>
-      </w:r>
-    </w:p>
-    <w:p>
-      <w:pPr>
-        <w:spacing w:before="0" w:after="60" w:line="312" w:lineRule="auto"/>
-        <w:ind w:left="440" w:hanging="220"/>
-        <w:rPr>
-          <w:rFonts w:ascii="휴먼명조" w:hAnsi="휴먼명조" w:eastAsia="휴먼명조" w:cs="휴먼명조"/>
-          <w:sz w:val="22"/>
-          <w:szCs w:val="22"/>
-        </w:rPr>
-      </w:pPr>
-      <w:r>
-        <w:rPr>
-          <w:rFonts w:ascii="휴먼명조" w:hAnsi="휴먼명조" w:eastAsia="휴먼명조" w:cs="휴먼명조"/>
-          <w:sz w:val="22"/>
-          <w:szCs w:val="22"/>
-        </w:rPr>
-        <w:t xml:space="preserve">⑮ 변환 탭에서 상태별 전처리를 수행한다.</w:t>
-      </w:r>
-    </w:p>
-    <w:p>
-      <w:pPr>
-        <w:spacing w:before="0" w:after="60" w:line="312" w:lineRule="auto"/>
-        <w:ind w:left="440" w:hanging="220"/>
-        <w:rPr>
-          <w:rFonts w:ascii="휴먼명조" w:hAnsi="휴먼명조" w:eastAsia="휴먼명조" w:cs="휴먼명조"/>
-          <w:sz w:val="22"/>
-          <w:szCs w:val="22"/>
-        </w:rPr>
-      </w:pPr>
-      <w:r>
-        <w:rPr>
-          <w:rFonts w:ascii="휴먼명조" w:hAnsi="휴먼명조" w:eastAsia="휴먼명조" w:cs="휴먼명조"/>
-          <w:sz w:val="22"/>
-          <w:szCs w:val="22"/>
-        </w:rPr>
-        <w:t xml:space="preserve">① 학습 탭에서 과제와 특징 방식을 선택해 학습한다.</w:t>
-      </w:r>
-    </w:p>
-    <w:p>
-      <w:pPr>
-        <w:spacing w:before="0" w:after="60" w:line="312" w:lineRule="auto"/>
-        <w:ind w:left="440" w:hanging="220"/>
-        <w:rPr>
-          <w:rFonts w:ascii="휴먼명조" w:hAnsi="휴먼명조" w:eastAsia="휴먼명조" w:cs="휴먼명조"/>
-          <w:sz w:val="22"/>
-          <w:szCs w:val="22"/>
-        </w:rPr>
-      </w:pPr>
-      <w:r>
-        <w:rPr>
-          <w:rFonts w:ascii="휴먼명조" w:hAnsi="휴먼명조" w:eastAsia="휴먼명조" w:cs="휴먼명조"/>
-          <w:sz w:val="22"/>
-          <w:szCs w:val="22"/>
-        </w:rPr>
-        <w:t xml:space="preserve">② 표4·표5·표7의 대조실험을 수행하여 신호 출처를 반드시 검증한다. 특히 표7의 음성 대조군(알루미늄 호일·건조 가지)은 추가 장비 없이 수행할 수 있다.</w:t>
+        <w:t xml:space="preserve">· 대조실험을 건너뛰지 않는다. 표4·표5·표7 없이 얻은 정확도는 신호의 출처를 말해 주지 않는다. 특히 표7의 음성 대조군(알루미늄 호일·건조 가지)은 추가 장비 없이 수행할 수 있다.</w:t>
       </w:r>
     </w:p>
     <w:sectPr>
